--- a/memoire-ngoma/livrables/Chapitre_6_Discussion.docx
+++ b/memoire-ngoma/livrables/Chapitre_6_Discussion.docx
@@ -1942,7 +1942,7 @@
           <w:sz w:val="22"/>
           <w:szCs w:val="22"/>
         </w:rPr>
-        <w:t xml:space="preserve"> ; la fidélité du codage a été contrôlée (κ = 0,869 ; intra-codeur κ = 0,958) ; la rigueur répond aux critères retenus</w:t>
+        <w:t xml:space="preserve"> ; la fidélité du codage a été contrôlée (§ 4.2.6) ; la rigueur répond aux critères retenus</w:t>
       </w:r>
       <w:r>
         <w:rPr>
@@ -1989,7 +1989,7 @@
           <w:sz w:val="22"/>
           <w:szCs w:val="22"/>
         </w:rPr>
-        <w:t xml:space="preserve">Limites. Les résultats portent sur des pratiques déclarées et des représentations professionnelles ; le point de vue des femmes reste hors champ. Les entretiens n'ayant pas été enregistrés, les extraits sont des propos notés : leur formulation exacte n'est pas garantie, ce que la vérification des interprétations auprès des participants atténue. L'observation est exposée à un effet de présence</w:t>
+        <w:t xml:space="preserve">Limites. Les résultats portent sur des pratiques déclarées et des représentations professionnelles ; le point de vue des femmes reste hors champ. Les entretiens n'ayant pas été enregistrés, les extraits sont des propos notés, dont la formulation exacte n'est pas garantie. L'observation est exposée à un effet de présence</w:t>
       </w:r>
       <w:r>
         <w:rPr>
@@ -2021,7 +2021,23 @@
           <w:sz w:val="22"/>
           <w:szCs w:val="22"/>
         </w:rPr>
-        <w:t xml:space="preserve">, et l'étude, limitée à un district, ne se généralise pas. Les perspectives et suggestions sont présentées en conclusion.</w:t>
+        <w:t xml:space="preserve">, l'étude, limitée à un district, ne se généralise pas, et le kappa</w:t>
+      </w:r>
+      <w:r>
+        <w:rPr>
+          <w:sz w:val="22"/>
+          <w:szCs w:val="22"/>
+        </w:rPr>
+        <w:t xml:space="preserve"> [92]</w:t>
+      </w:r>
+      <w:r>
+        <w:rPr>
+          <w:i w:val="false"/>
+          <w:iCs w:val="false"/>
+          <w:sz w:val="22"/>
+          <w:szCs w:val="22"/>
+        </w:rPr>
+        <w:t xml:space="preserve">, calculé par paragraphe, est favorisé par les paragraphes qu'aucun codeur ne code : il atteste la cohérence de la grille, non la justesse de l'interprétation.</w:t>
       </w:r>
     </w:p>
     <w:p>
@@ -2291,6 +2307,19 @@
           <w:szCs w:val="20"/>
         </w:rPr>
         <w:t xml:space="preserve">91.	McCambridge J, Witton J, Elbourne DR. Systematic review of the Hawthorne effect: new concepts are needed to study research participation effects. J Clin Epidemiol. 2014;67(3):267-77.</w:t>
+      </w:r>
+    </w:p>
+    <w:p>
+      <w:pPr>
+        <w:spacing w:after="80"/>
+        <w:ind w:left="567" w:hanging="567"/>
+      </w:pPr>
+      <w:r>
+        <w:rPr>
+          <w:sz w:val="20"/>
+          <w:szCs w:val="20"/>
+        </w:rPr>
+        <w:t xml:space="preserve">92.	Landis JR, Koch GG. The measurement of observer agreement for categorical data. Biometrics. 1977;33(1):159-74.</w:t>
       </w:r>
     </w:p>
     <w:sectPr>

--- a/memoire-ngoma/livrables/Chapitre_6_Discussion.docx
+++ b/memoire-ngoma/livrables/Chapitre_6_Discussion.docx
@@ -1356,7 +1356,7 @@
           <w:sz w:val="22"/>
           <w:szCs w:val="22"/>
         </w:rPr>
-        <w:t xml:space="preserve">Sur les 88 codes de l'arbre final, 41 sont nés du matériau. Ils ne remettent pas en cause les deux ensembles du cadre, mais appellent trois révisions (tableau VIII), que la figure 3 intègre : une cascade d'accès à la glycémie au niveau organisationnel, que le modèle socio-écologique</w:t>
+        <w:t xml:space="preserve">Sur les 88 codes de l'arbre final, 41 sont nés du matériau. Ils ne remettent pas en cause les deux ensembles du cadre, mais appellent quatre révisions (tableau VIII), que la figure 3 intègre : une cascade d'accès à la glycémie au niveau organisationnel, que le modèle socio-écologique</w:t>
       </w:r>
       <w:r>
         <w:rPr>
@@ -1372,7 +1372,7 @@
           <w:sz w:val="22"/>
           <w:szCs w:val="22"/>
         </w:rPr>
-        <w:t xml:space="preserve"> ne laissait pas voir ; le dispositif de contrôle comme condition systémique ; une articulation communautaire ; et trois dimensions de l'équité d'accès — au test, à l'explication, à la continuité.</w:t>
+        <w:t xml:space="preserve"> ne laissait pas voir ; dans la pratique informative, la distinction entre la séance d'éducation collective et la restitution individuelle du résultat ; une articulation communautaire ; le dispositif de contrôle comme condition systémique. La figure décompose en outre l'équité d'accès en trois dimensions : au test, à l'explication, à la continuité.</w:t>
       </w:r>
     </w:p>
     <w:p>
@@ -1385,7 +1385,7 @@
       <w:r>
         <w:drawing>
           <wp:inline distT="0" distB="0" distL="0" distR="0">
-            <wp:extent cx="4953000" cy="7581900"/>
+            <wp:extent cx="4953000" cy="7696200"/>
             <wp:effectExtent t="0" r="0" b="0" l="0"/>
             <wp:docPr id="1" name="" descr="" title=""/>
             <wp:cNvGraphicFramePr>
@@ -1410,7 +1410,7 @@
                   <pic:spPr bwMode="auto">
                     <a:xfrm>
                       <a:off x="0" y="0"/>
-                      <a:ext cx="4953000" cy="7581900"/>
+                      <a:ext cx="4953000" cy="7696200"/>
                     </a:xfrm>
                     <a:prstGeom prst="rect">
                       <a:avLst/>

--- a/memoire-ngoma/livrables/Chapitre_6_Discussion.docx
+++ b/memoire-ngoma/livrables/Chapitre_6_Discussion.docx
@@ -444,7 +444,7 @@
           <w:sz w:val="22"/>
           <w:szCs w:val="22"/>
         </w:rPr>
-        <w:t xml:space="preserve">Le dépistage est « coupé en deux » : la tension est mesurée à chaque visite ; la glycémie, prévue pour toutes à la première CPN, relève du laboratoire, n'était effectivement réalisée que dans 5 centres sur 15 et n'est refaite nulle part de façon systématique à 24-28 semaines. L'explication est modulée à l'inverse des besoins (17 participants). Les limites relèvent surtout du système, mais une majorité de participants reconnaissent une part qui leur revient.</w:t>
+        <w:t xml:space="preserve">La tension est mesurée à chaque visite et la glycémie est faite à toutes au premier contact ; mais ce test saute les jours de rupture de bandelettes, de panne ou d'absence d'un prestataire formé — le jour de l'observation, il n'était fait que dans 8 centres sur 15 —, la femme manquée n'est presque jamais rattrapée, et il n'est refait nulle part de façon systématique à 24-28 semaines. L'explication est modulée à l'inverse des besoins (17 participants) et, après le diagnostic, l’autosurveillance à domicile reste réservée aux ménages aisés (5 participants). Les limites relèvent surtout du système, mais une majorité de participants reconnaissent une part qui leur revient.</w:t>
       </w:r>
     </w:p>
     <w:p>
@@ -462,7 +462,7 @@
         <w:spacing w:after="100" w:before="180"/>
       </w:pPr>
       <w:r>
-        <w:t xml:space="preserve">6.2.1. Deux programmes dans le même centre</w:t>
+        <w:t xml:space="preserve">6.2.1. Une règle pour toutes, une exécution intermittente</w:t>
       </w:r>
     </w:p>
     <w:p>
@@ -509,7 +509,7 @@
           <w:sz w:val="22"/>
           <w:szCs w:val="22"/>
         </w:rPr>
-        <w:t xml:space="preserve">. Or la décentralisation des soins chroniques, prolongée par le mentorat d'infirmiers de centres de santé</w:t>
+        <w:t xml:space="preserve">. Dans les centres étudiés, la pratique va au-delà d'un dépistage ciblé : la glycémie capillaire est faite à toutes au premier contact, en salle de CPN. Ce qui la limite n'est donc ni la règle ni le lieu, mais la continuité des intrants, de la maintenance et de la formation. La décentralisation des soins chroniques, prolongée par le mentorat d'infirmiers de centres de santé</w:t>
       </w:r>
       <w:r>
         <w:rPr>
@@ -541,7 +541,7 @@
           <w:sz w:val="22"/>
           <w:szCs w:val="22"/>
         </w:rPr>
-        <w:t xml:space="preserve">, a rattaché le glucomètre à la consultation des maladies chroniques. Deux programmes coexistent sans la jonction que la revue jugeait absente</w:t>
+        <w:t xml:space="preserve">, fait de la consultation des maladies chroniques un second utilisateur des bandelettes du centre : deux programmes puisent au même stock sans la jonction que la revue jugeait absente</w:t>
       </w:r>
       <w:r>
         <w:rPr>
@@ -557,6 +557,22 @@
           <w:sz w:val="22"/>
           <w:szCs w:val="22"/>
         </w:rPr>
+        <w:t xml:space="preserve">, dans des pays où les bandelettes manquent souvent jusque dans les formations sanitaires</w:t>
+      </w:r>
+      <w:r>
+        <w:rPr>
+          <w:sz w:val="22"/>
+          <w:szCs w:val="22"/>
+        </w:rPr>
+        <w:t xml:space="preserve"> [73]</w:t>
+      </w:r>
+      <w:r>
+        <w:rPr>
+          <w:i w:val="false"/>
+          <w:iCs w:val="false"/>
+          <w:sz w:val="22"/>
+          <w:szCs w:val="22"/>
+        </w:rPr>
         <w:t xml:space="preserve">, ce qui donne un contenu matériel au déficit de mise en œuvre pointé par l'Appel de Nairobi</w:t>
       </w:r>
       <w:r>
@@ -573,7 +589,7 @@
           <w:sz w:val="22"/>
           <w:szCs w:val="22"/>
         </w:rPr>
-        <w:t xml:space="preserve">. Les données nationales concordent : dépistage du diabète gestationnel non systématique, prévalence de 3,2 % estimée pour la recherche</w:t>
+        <w:t xml:space="preserve">. Les données nationales rappellent l'enjeu : dépistage du diabète gestationnel non systématique, prévalence de 3,2 % estimée pour la recherche</w:t>
       </w:r>
       <w:r>
         <w:rPr>
@@ -605,23 +621,23 @@
           <w:sz w:val="22"/>
           <w:szCs w:val="22"/>
         </w:rPr>
-        <w:t xml:space="preserve">. En CPN, au contraire, la tension a été mesurée chez 93,5 % des femmes suivies dans la province de l'Est selon l'EDS 2025</w:t>
-      </w:r>
-      <w:r>
-        <w:rPr>
-          <w:sz w:val="22"/>
-          <w:szCs w:val="22"/>
-        </w:rPr>
-        <w:t xml:space="preserve"> [73]</w:t>
-      </w:r>
-      <w:r>
-        <w:rPr>
-          <w:i w:val="false"/>
-          <w:iCs w:val="false"/>
-          <w:sz w:val="22"/>
-          <w:szCs w:val="22"/>
-        </w:rPr>
-        <w:t xml:space="preserve"> : l'écart entre les deux dépistages tient à l'organisation plus qu'à la règle.</w:t>
+        <w:t xml:space="preserve">. En CPN, la tension a été mesurée chez 93,5 % des femmes suivies dans la province de l'Est selon l'EDS 2025</w:t>
+      </w:r>
+      <w:r>
+        <w:rPr>
+          <w:sz w:val="22"/>
+          <w:szCs w:val="22"/>
+        </w:rPr>
+        <w:t xml:space="preserve"> [74]</w:t>
+      </w:r>
+      <w:r>
+        <w:rPr>
+          <w:i w:val="false"/>
+          <w:iCs w:val="false"/>
+          <w:sz w:val="22"/>
+          <w:szCs w:val="22"/>
+        </w:rPr>
+        <w:t xml:space="preserve"> : un test universel mais intermittent laisse passer des femmes que rien ne rattrape.</w:t>
       </w:r>
     </w:p>
     <w:p>
@@ -636,23 +652,7 @@
           <w:sz w:val="22"/>
           <w:szCs w:val="22"/>
         </w:rPr>
-        <w:t xml:space="preserve">La règle elle-même n'est pas en cause : le diabète fait partie des affections recherchées chez toutes les femmes à la première CPN et consignées au registre de maternité</w:t>
-      </w:r>
-      <w:r>
-        <w:rPr>
-          <w:sz w:val="22"/>
-          <w:szCs w:val="22"/>
-        </w:rPr>
-        <w:t xml:space="preserve"> [74]</w:t>
-      </w:r>
-      <w:r>
-        <w:rPr>
-          <w:i w:val="false"/>
-          <w:iCs w:val="false"/>
-          <w:sz w:val="22"/>
-          <w:szCs w:val="22"/>
-        </w:rPr>
-        <w:t xml:space="preserve">, et cette visite doit avoir lieu avant 12 semaines dans le modèle national à huit contacts, qui prévoit aussi un contact à 26 semaines</w:t>
+        <w:t xml:space="preserve">La règle de terrain trouve un appui dans le registre de maternité, où le diabète figure parmi les affections recherchées chez toutes les femmes à la première CPN</w:t>
       </w:r>
       <w:r>
         <w:rPr>
@@ -668,7 +668,23 @@
           <w:sz w:val="22"/>
           <w:szCs w:val="22"/>
         </w:rPr>
-        <w:t xml:space="preserve">. Deux limites tiennent à l'organisation. La première est matérielle : là où le laboratoire manque de bandelettes ou les réserve aux malades chroniques, même le test de la première CPN n'est pas fait, et la case du registre peut rester vide ou être remplie sans test (thème 6). La seconde tient au calendrier : un test unique, au premier trimestre, repère un diabète préexistant mais pas le diabète gestationnel, qui apparaît surtout entre 24 et 28 semaines, période pour laquelle le protocole national prévoit une épreuve de charge</w:t>
+        <w:t xml:space="preserve">, alors que les directives nationales de 2021 décrivent un dépistage du diabète gestationnel par bandelette urinaire, orienté par les facteurs de risque, dans un modèle à huit contacts où la première visite doit avoir lieu avant 12 semaines et où un contact est prévu à 26 semaines</w:t>
+      </w:r>
+      <w:r>
+        <w:rPr>
+          <w:sz w:val="22"/>
+          <w:szCs w:val="22"/>
+        </w:rPr>
+        <w:t xml:space="preserve"> [76]</w:t>
+      </w:r>
+      <w:r>
+        <w:rPr>
+          <w:i w:val="false"/>
+          <w:iCs w:val="false"/>
+          <w:sz w:val="22"/>
+          <w:szCs w:val="22"/>
+        </w:rPr>
+        <w:t xml:space="preserve">. Deux limites tiennent à l'organisation. La première est la continuité : une rupture de bandelettes, une panne ou l'absence du seul prestataire formé suffit à interrompre le test, et, faute de liste des femmes manquées, l'interruption devient une absence définitive pour celles qui se sont présentées ces jours-là ; la case du registre peut alors rester vide ou être remplie sans test (thème 6). La seconde tient au calendrier : un test unique, au premier trimestre, repère un diabète préexistant mais pas le diabète gestationnel, qui apparaît surtout entre 24 et 28 semaines, période pour laquelle le protocole national prévoit une épreuve de charge</w:t>
       </w:r>
       <w:r>
         <w:rPr>
@@ -707,7 +723,7 @@
           <w:sz w:val="22"/>
           <w:szCs w:val="22"/>
         </w:rPr>
-        <w:t xml:space="preserve"> [76]</w:t>
+        <w:t xml:space="preserve"> [77]</w:t>
       </w:r>
       <w:r>
         <w:rPr>
@@ -795,7 +811,7 @@
           <w:sz w:val="22"/>
           <w:szCs w:val="22"/>
         </w:rPr>
-        <w:t xml:space="preserve"> [10,73]</w:t>
+        <w:t xml:space="preserve"> [10,74]</w:t>
       </w:r>
       <w:r>
         <w:rPr>
@@ -811,7 +827,7 @@
           <w:sz w:val="22"/>
           <w:szCs w:val="22"/>
         </w:rPr>
-        <w:t xml:space="preserve"> [77]</w:t>
+        <w:t xml:space="preserve"> [78]</w:t>
       </w:r>
       <w:r>
         <w:rPr>
@@ -843,7 +859,7 @@
           <w:sz w:val="22"/>
           <w:szCs w:val="22"/>
         </w:rPr>
-        <w:t xml:space="preserve"> [78]</w:t>
+        <w:t xml:space="preserve"> [79]</w:t>
       </w:r>
       <w:r>
         <w:rPr>
@@ -891,7 +907,7 @@
           <w:sz w:val="22"/>
           <w:szCs w:val="22"/>
         </w:rPr>
-        <w:t xml:space="preserve"> [79]</w:t>
+        <w:t xml:space="preserve"> [80]</w:t>
       </w:r>
       <w:r>
         <w:rPr>
@@ -923,7 +939,7 @@
           <w:sz w:val="22"/>
           <w:szCs w:val="22"/>
         </w:rPr>
-        <w:t xml:space="preserve"> [80]</w:t>
+        <w:t xml:space="preserve"> [81]</w:t>
       </w:r>
       <w:r>
         <w:rPr>
@@ -939,16 +955,48 @@
           <w:sz w:val="22"/>
           <w:szCs w:val="22"/>
         </w:rPr>
-        <w:t xml:space="preserve"> [81]</w:t>
-      </w:r>
-      <w:r>
-        <w:rPr>
-          <w:i w:val="false"/>
-          <w:iCs w:val="false"/>
-          <w:sz w:val="22"/>
-          <w:szCs w:val="22"/>
-        </w:rPr>
-        <w:t xml:space="preserve">. La séance d'éducation collective en offre le contre-modèle : un universalisme sans proportion, le même message pour les présentes et rien pour celles qui arrivent après elle. Elle n'en est pas moins un levier : la CPN de groupe expérimentée au Rwanda a accru les connaissances et le soutien entre pairs</w:t>
+        <w:t xml:space="preserve"> [82]</w:t>
+      </w:r>
+      <w:r>
+        <w:rPr>
+          <w:i w:val="false"/>
+          <w:iCs w:val="false"/>
+          <w:sz w:val="22"/>
+          <w:szCs w:val="22"/>
+        </w:rPr>
+        <w:t xml:space="preserve">. Le gradient réapparaît après le diagnostic : l'autosurveillance à domicile, avec un tensiomètre ou un glucomètre acheté par le ménage, n'est accessible qu'aux femmes aisées, souvent les plus proches du centre. Les femmes atteintes de prééclampsie se disent prêtes à mesurer leur tension chez elles, mais le coût de l'appareil arrête celles de faible niveau socio-économique</w:t>
+      </w:r>
+      <w:r>
+        <w:rPr>
+          <w:sz w:val="22"/>
+          <w:szCs w:val="22"/>
+        </w:rPr>
+        <w:t xml:space="preserve"> [83]</w:t>
+      </w:r>
+      <w:r>
+        <w:rPr>
+          <w:i w:val="false"/>
+          <w:iCs w:val="false"/>
+          <w:sz w:val="22"/>
+          <w:szCs w:val="22"/>
+        </w:rPr>
+        <w:t xml:space="preserve">, et les glucomètres et leurs bandelettes restent chers et peu accessibles dans les pays à ressources limitées</w:t>
+      </w:r>
+      <w:r>
+        <w:rPr>
+          <w:sz w:val="22"/>
+          <w:szCs w:val="22"/>
+        </w:rPr>
+        <w:t xml:space="preserve"> [73]</w:t>
+      </w:r>
+      <w:r>
+        <w:rPr>
+          <w:i w:val="false"/>
+          <w:iCs w:val="false"/>
+          <w:sz w:val="22"/>
+          <w:szCs w:val="22"/>
+        </w:rPr>
+        <w:t xml:space="preserve"> ; le même principe invite à rapprocher le suivi de celles qui ne peuvent pas se mesurer chez elles. La séance d'éducation collective en offre le contre-modèle : un universalisme sans proportion, le même message pour les présentes et rien pour celles qui arrivent après elle. Elle n'en est pas moins un levier : la CPN de groupe expérimentée au Rwanda a accru les connaissances et le soutien entre pairs</w:t>
       </w:r>
       <w:r>
         <w:rPr>
@@ -971,7 +1019,7 @@
           <w:sz w:val="22"/>
           <w:szCs w:val="22"/>
         </w:rPr>
-        <w:t xml:space="preserve"> [82]</w:t>
+        <w:t xml:space="preserve"> [84]</w:t>
       </w:r>
       <w:r>
         <w:rPr>
@@ -1043,7 +1091,7 @@
           <w:sz w:val="22"/>
           <w:szCs w:val="22"/>
         </w:rPr>
-        <w:t xml:space="preserve"> [83]</w:t>
+        <w:t xml:space="preserve"> [85]</w:t>
       </w:r>
       <w:r>
         <w:rPr>
@@ -1075,7 +1123,7 @@
           <w:sz w:val="22"/>
           <w:szCs w:val="22"/>
         </w:rPr>
-        <w:t xml:space="preserve"> [74]</w:t>
+        <w:t xml:space="preserve"> [75]</w:t>
       </w:r>
       <w:r>
         <w:rPr>
@@ -1091,7 +1139,7 @@
           <w:sz w:val="22"/>
           <w:szCs w:val="22"/>
         </w:rPr>
-        <w:t xml:space="preserve"> [84]</w:t>
+        <w:t xml:space="preserve"> [86]</w:t>
       </w:r>
       <w:r>
         <w:rPr>
@@ -1123,7 +1171,7 @@
           <w:sz w:val="22"/>
           <w:szCs w:val="22"/>
         </w:rPr>
-        <w:t xml:space="preserve"> [85]</w:t>
+        <w:t xml:space="preserve"> [87]</w:t>
       </w:r>
       <w:r>
         <w:rPr>
@@ -1139,7 +1187,7 @@
           <w:sz w:val="22"/>
           <w:szCs w:val="22"/>
         </w:rPr>
-        <w:t xml:space="preserve"> [80]</w:t>
+        <w:t xml:space="preserve"> [81]</w:t>
       </w:r>
       <w:r>
         <w:rPr>
@@ -1155,7 +1203,7 @@
           <w:sz w:val="22"/>
           <w:szCs w:val="22"/>
         </w:rPr>
-        <w:t xml:space="preserve"> [86]</w:t>
+        <w:t xml:space="preserve"> [88]</w:t>
       </w:r>
       <w:r>
         <w:rPr>
@@ -1219,7 +1267,7 @@
           <w:sz w:val="22"/>
           <w:szCs w:val="22"/>
         </w:rPr>
-        <w:t xml:space="preserve"> [87]</w:t>
+        <w:t xml:space="preserve"> [89]</w:t>
       </w:r>
       <w:r>
         <w:rPr>
@@ -1235,7 +1283,7 @@
           <w:sz w:val="22"/>
           <w:szCs w:val="22"/>
         </w:rPr>
-        <w:t xml:space="preserve"> [88]</w:t>
+        <w:t xml:space="preserve"> [90]</w:t>
       </w:r>
       <w:r>
         <w:rPr>
@@ -1251,7 +1299,7 @@
           <w:sz w:val="22"/>
           <w:szCs w:val="22"/>
         </w:rPr>
-        <w:t xml:space="preserve"> [89]</w:t>
+        <w:t xml:space="preserve"> [91]</w:t>
       </w:r>
       <w:r>
         <w:rPr>
@@ -1267,7 +1315,7 @@
           <w:sz w:val="22"/>
           <w:szCs w:val="22"/>
         </w:rPr>
-        <w:t xml:space="preserve"> [90]</w:t>
+        <w:t xml:space="preserve"> [92]</w:t>
       </w:r>
       <w:r>
         <w:rPr>
@@ -1356,7 +1404,7 @@
           <w:sz w:val="22"/>
           <w:szCs w:val="22"/>
         </w:rPr>
-        <w:t xml:space="preserve">Sur les 88 codes de l'arbre final, 41 sont nés du matériau. Ils ne remettent pas en cause les deux ensembles du cadre, mais appellent quatre révisions (tableau VIII), que la figure 3 intègre : une cascade d'accès à la glycémie au niveau organisationnel, que le modèle socio-écologique</w:t>
+        <w:t xml:space="preserve">Sur les 90 codes de l'arbre final, 43 sont nés du matériau. Ils ne remettent pas en cause les deux ensembles du cadre, mais appellent quatre révisions (tableau VIII), que la figure 3 intègre : une cascade d'accès à la glycémie au niveau organisationnel, que le modèle socio-écologique</w:t>
       </w:r>
       <w:r>
         <w:rPr>
@@ -1385,7 +1433,7 @@
       <w:r>
         <w:drawing>
           <wp:inline distT="0" distB="0" distL="0" distR="0">
-            <wp:extent cx="4953000" cy="7696200"/>
+            <wp:extent cx="4953000" cy="7924800"/>
             <wp:effectExtent t="0" r="0" b="0" l="0"/>
             <wp:docPr id="1" name="" descr="" title=""/>
             <wp:cNvGraphicFramePr>
@@ -1410,7 +1458,7 @@
                   <pic:spPr bwMode="auto">
                     <a:xfrm>
                       <a:off x="0" y="0"/>
-                      <a:ext cx="4953000" cy="7696200"/>
+                      <a:ext cx="4953000" cy="7924800"/>
                     </a:xfrm>
                     <a:prstGeom prst="rect">
                       <a:avLst/>
@@ -1613,7 +1661,7 @@
                 <w:sz w:val="19"/>
                 <w:szCs w:val="19"/>
               </w:rPr>
-              <w:t xml:space="preserve">Distinguer l'intrant présent, l'intrant utilisable, l'intrant accessible à la CPN et le moment du test au cours de la grossesse</w:t>
+              <w:t xml:space="preserve">Distinguer la règle (un test pour toutes), le test fait le jour même, le rattrapage du test manqué et le moment du test au cours de la grossesse</w:t>
             </w:r>
           </w:p>
         </w:tc>
@@ -1637,7 +1685,7 @@
                 <w:sz w:val="19"/>
                 <w:szCs w:val="19"/>
               </w:rPr>
-              <w:t xml:space="preserve">Glucomètre au laboratoire ou à la consultation des maladies chroniques ; bandelettes réservées, absentes ou périmées ; glycémie unique à la première CPN, non refaite à 24-28 semaines (thèmes 1 et 5)</w:t>
+              <w:t xml:space="preserve">Bandelettes en rupture ou périmées, glucomètre en panne, prestataire non formé ; femme manquée non rappelée ; glycémie unique à la première CPN, non refaite à 24-28 semaines (thèmes 1 et 5)</w:t>
             </w:r>
           </w:p>
         </w:tc>
@@ -1996,7 +2044,7 @@
           <w:sz w:val="22"/>
           <w:szCs w:val="22"/>
         </w:rPr>
-        <w:t xml:space="preserve"> [91]</w:t>
+        <w:t xml:space="preserve"> [93]</w:t>
       </w:r>
       <w:r>
         <w:rPr>
@@ -2028,7 +2076,7 @@
           <w:sz w:val="22"/>
           <w:szCs w:val="22"/>
         </w:rPr>
-        <w:t xml:space="preserve"> [92]</w:t>
+        <w:t xml:space="preserve"> [94]</w:t>
       </w:r>
       <w:r>
         <w:rPr>
@@ -2072,7 +2120,7 @@
           <w:sz w:val="20"/>
           <w:szCs w:val="20"/>
         </w:rPr>
-        <w:t xml:space="preserve">73.	National Institute of Statistics of Rwanda, Ministry of Health, ICF. Rwanda Demographic and Health Survey 2025: indicateurs de soins prénatals [Internet]. Rockville (MD): The DHS Program, ICF; 2026 [cité le 2 oct 2026]. Disponible sur: https://api.dhsprogram.com</w:t>
+        <w:t xml:space="preserve">73.	Klatman EL, Jenkins AJ, Ahmedani MY, Ogle GD. Blood glucose meters and test strips: global market and challenges to access in low-resource settings. Lancet Diabetes Endocrinol. 2019;7(2):150-60. doi:10.1016/S2213-8587(18)30074-3</w:t>
       </w:r>
     </w:p>
     <w:p>
@@ -2085,7 +2133,7 @@
           <w:sz w:val="20"/>
           <w:szCs w:val="20"/>
         </w:rPr>
-        <w:t xml:space="preserve">74.	Schmidt CN, Butrick E, Musange S, Mulindahabi N, Walker D. Towards stronger antenatal care: understanding predictors of late presentation to antenatal services and implications for obstetric risk management in Rwanda. PLoS One. 2021;16(8):e0256415. doi:10.1371/journal.pone.0256415</w:t>
+        <w:t xml:space="preserve">74.	National Institute of Statistics of Rwanda, Ministry of Health, ICF. Rwanda Demographic and Health Survey 2025: indicateurs de soins prénatals [Internet]. Rockville (MD): The DHS Program, ICF; 2026 [cité le 2 oct 2026]. Disponible sur: https://api.dhsprogram.com</w:t>
       </w:r>
     </w:p>
     <w:p>
@@ -2098,7 +2146,7 @@
           <w:sz w:val="20"/>
           <w:szCs w:val="20"/>
         </w:rPr>
-        <w:t xml:space="preserve">75.	Rwanda Biomedical Centre, Ministry of Health. National antenatal care guidelines. Kigali: RBC; 2021. Disponible sur: https://rbc.gov.rw/MCCH/wp-content/uploads/2025/02/ANC-guideline_-final-Edited-4-February-2021-1-1.pdf</w:t>
+        <w:t xml:space="preserve">75.	Schmidt CN, Butrick E, Musange S, Mulindahabi N, Walker D. Towards stronger antenatal care: understanding predictors of late presentation to antenatal services and implications for obstetric risk management in Rwanda. PLoS One. 2021;16(8):e0256415. doi:10.1371/journal.pone.0256415</w:t>
       </w:r>
     </w:p>
     <w:p>
@@ -2111,7 +2159,7 @@
           <w:sz w:val="20"/>
           <w:szCs w:val="20"/>
         </w:rPr>
-        <w:t xml:space="preserve">76.	Nshimiyumuremyi E, Nigatu BK, Amberbir A, Gilson GJ, Manzi S, Nkubito V, et al. Maternal, fetal and neonatal adverse outcomes associated with gestational diabetes: a prospective cohort study at King Faisal Hospital, Kigali. BMJ Open. 2025;15(8):e098248. doi:10.1136/bmjopen-2024-098248</w:t>
+        <w:t xml:space="preserve">76.	Rwanda Biomedical Centre, Ministry of Health. National antenatal care guidelines. Kigali: RBC; 2021. Disponible sur: https://rbc.gov.rw/MCCH/wp-content/uploads/2025/02/ANC-guideline_-final-Edited-4-February-2021-1-1.pdf</w:t>
       </w:r>
     </w:p>
     <w:p>
@@ -2124,7 +2172,7 @@
           <w:sz w:val="20"/>
           <w:szCs w:val="20"/>
         </w:rPr>
-        <w:t xml:space="preserve">77.	Tudor Hart J. The inverse care law. Lancet. 1971;1(7696):405-12.</w:t>
+        <w:t xml:space="preserve">77.	Nshimiyumuremyi E, Nigatu BK, Amberbir A, Gilson GJ, Manzi S, Nkubito V, et al. Maternal, fetal and neonatal adverse outcomes associated with gestational diabetes: a prospective cohort study at King Faisal Hospital, Kigali. BMJ Open. 2025;15(8):e098248. doi:10.1136/bmjopen-2024-098248</w:t>
       </w:r>
     </w:p>
     <w:p>
@@ -2137,7 +2185,7 @@
           <w:sz w:val="20"/>
           <w:szCs w:val="20"/>
         </w:rPr>
-        <w:t xml:space="preserve">78.	Nutbeam D. Health literacy as a public health goal: a challenge for contemporary health education and communication strategies into the 21st century. Health Promot Int. 2000;15(3):259-67.</w:t>
+        <w:t xml:space="preserve">78.	Tudor Hart J. The inverse care law. Lancet. 1971;1(7696):405-12.</w:t>
       </w:r>
     </w:p>
     <w:p>
@@ -2150,7 +2198,7 @@
           <w:sz w:val="20"/>
           <w:szCs w:val="20"/>
         </w:rPr>
-        <w:t xml:space="preserve">79.	Lipsky M. Street-level bureaucracy: dilemmas of the individual in public services. New York: Russell Sage Foundation; 1980.</w:t>
+        <w:t xml:space="preserve">79.	Nutbeam D. Health literacy as a public health goal: a challenge for contemporary health education and communication strategies into the 21st century. Health Promot Int. 2000;15(3):259-67.</w:t>
       </w:r>
     </w:p>
     <w:p>
@@ -2163,7 +2211,7 @@
           <w:sz w:val="20"/>
           <w:szCs w:val="20"/>
         </w:rPr>
-        <w:t xml:space="preserve">80.	Rurangirwa AA, Mogren I, Ntaganira J, Govender K, Krantz G. Quality of antenatal care services in Rwanda: assessing practices of health care providers. BMC Health Serv Res. 2018;18(1):865.</w:t>
+        <w:t xml:space="preserve">80.	Lipsky M. Street-level bureaucracy: dilemmas of the individual in public services. New York: Russell Sage Foundation; 1980.</w:t>
       </w:r>
     </w:p>
     <w:p>
@@ -2176,7 +2224,7 @@
           <w:sz w:val="20"/>
           <w:szCs w:val="20"/>
         </w:rPr>
-        <w:t xml:space="preserve">81.	Marmot M, Allen J, Goldblatt P, Boyce T, McNeish D, Grady M, et al. Fair society, healthy lives: the Marmot Review. London: The Marmot Review; 2010.</w:t>
+        <w:t xml:space="preserve">81.	Rurangirwa AA, Mogren I, Ntaganira J, Govender K, Krantz G. Quality of antenatal care services in Rwanda: assessing practices of health care providers. BMC Health Serv Res. 2018;18(1):865.</w:t>
       </w:r>
     </w:p>
     <w:p>
@@ -2189,7 +2237,7 @@
           <w:sz w:val="20"/>
           <w:szCs w:val="20"/>
         </w:rPr>
-        <w:t xml:space="preserve">82.	Uwiringiyimana E, Manirambona E, Byiringiro S, Nsanzimana A, Uhawenayo N, Ufitinema P, et al. Pregnant women's knowledge of obstetrical danger signs: a cross-sectional survey in Kigali, Rwanda. PLOS Glob Public Health. 2022;2(11):e0001084. doi:10.1371/journal.pgph.0001084</w:t>
+        <w:t xml:space="preserve">82.	Marmot M, Allen J, Goldblatt P, Boyce T, McNeish D, Grady M, et al. Fair society, healthy lives: the Marmot Review. London: The Marmot Review; 2010.</w:t>
       </w:r>
     </w:p>
     <w:p>
@@ -2202,7 +2250,7 @@
           <w:sz w:val="20"/>
           <w:szCs w:val="20"/>
         </w:rPr>
-        <w:t xml:space="preserve">83.	Campbell DT. Assessing the impact of planned social change. Eval Program Plann. 1979;2(1):67-90.</w:t>
+        <w:t xml:space="preserve">83.	Munyungula J, Shakwane S. Self-monitoring of blood pressure for preeclampsia patients: knowledge and attitudes. Curationis. 2021;44(1):e1-e8. doi:10.4102/curationis.v44i1.2195</w:t>
       </w:r>
     </w:p>
     <w:p>
@@ -2215,7 +2263,7 @@
           <w:sz w:val="20"/>
           <w:szCs w:val="20"/>
         </w:rPr>
-        <w:t xml:space="preserve">84.	Basinga P, Gertler PJ, Binagwaho A, Soucat AL, Sturdy J, Vermeersch CM. Effect on maternal and child health services in Rwanda of payment to primary health-care providers for performance: an impact evaluation. Lancet. 2011;377(9775):1421-8. doi:10.1016/S0140-6736(11)60177-3</w:t>
+        <w:t xml:space="preserve">84.	Uwiringiyimana E, Manirambona E, Byiringiro S, Nsanzimana A, Uhawenayo N, Ufitinema P, et al. Pregnant women's knowledge of obstetrical danger signs: a cross-sectional survey in Kigali, Rwanda. PLOS Glob Public Health. 2022;2(11):e0001084. doi:10.1371/journal.pgph.0001084</w:t>
       </w:r>
     </w:p>
     <w:p>
@@ -2228,7 +2276,7 @@
           <w:sz w:val="20"/>
           <w:szCs w:val="20"/>
         </w:rPr>
-        <w:t xml:space="preserve">85.	Condo J, Mugeni C, Naughton B, Hall K, Tuazon MA, Omwega A, et al. Rwanda's evolving community health worker system: a qualitative assessment of client and provider perspectives. Hum Resour Health. 2014;12:71. doi:10.1186/1478-4491-12-71</w:t>
+        <w:t xml:space="preserve">85.	Campbell DT. Assessing the impact of planned social change. Eval Program Plann. 1979;2(1):67-90.</w:t>
       </w:r>
     </w:p>
     <w:p>
@@ -2241,7 +2289,7 @@
           <w:sz w:val="20"/>
           <w:szCs w:val="20"/>
         </w:rPr>
-        <w:t xml:space="preserve">86.	Rulisa S, Ntihinyurwa P, Ntirushwa D, Wong A, Olufolabi A. Causes of maternal mortality in Rwanda, 2017-2019. Obstet Gynecol. 2021;138(4):552-6. doi:10.1097/AOG.0000000000004534</w:t>
+        <w:t xml:space="preserve">86.	Basinga P, Gertler PJ, Binagwaho A, Soucat AL, Sturdy J, Vermeersch CM. Effect on maternal and child health services in Rwanda of payment to primary health-care providers for performance: an impact evaluation. Lancet. 2011;377(9775):1421-8. doi:10.1016/S0140-6736(11)60177-3</w:t>
       </w:r>
     </w:p>
     <w:p>
@@ -2254,7 +2302,7 @@
           <w:sz w:val="20"/>
           <w:szCs w:val="20"/>
         </w:rPr>
-        <w:t xml:space="preserve">87.	Rwanda Biomedical Centre. Shisha Kibondo : farine enrichie pour les femmes enceintes et allaitantes des ménages vulnérables [Internet]. Kigali: RBC; [cité le 3 oct 2026]. Disponible sur: https://rbc.gov.rw/wp/?p=7362</w:t>
+        <w:t xml:space="preserve">87.	Condo J, Mugeni C, Naughton B, Hall K, Tuazon MA, Omwega A, et al. Rwanda's evolving community health worker system: a qualitative assessment of client and provider perspectives. Hum Resour Health. 2014;12:71. doi:10.1186/1478-4491-12-71</w:t>
       </w:r>
     </w:p>
     <w:p>
@@ -2267,7 +2315,7 @@
           <w:sz w:val="20"/>
           <w:szCs w:val="20"/>
         </w:rPr>
-        <w:t xml:space="preserve">88.	Ngabo F, Nguimfack J, Nwaigwe F, Mugeni C, Muhoza D, Wilson DR, et al. Designing and implementing an innovative SMS-based alert system (RapidSMS-MCH) to monitor pregnancy and reduce maternal and child deaths in Rwanda. Pan Afr Med J. 2012;13:31.</w:t>
+        <w:t xml:space="preserve">88.	Rulisa S, Ntihinyurwa P, Ntirushwa D, Wong A, Olufolabi A. Causes of maternal mortality in Rwanda, 2017-2019. Obstet Gynecol. 2021;138(4):552-6. doi:10.1097/AOG.0000000000004534</w:t>
       </w:r>
     </w:p>
     <w:p>
@@ -2280,7 +2328,7 @@
           <w:sz w:val="20"/>
           <w:szCs w:val="20"/>
         </w:rPr>
-        <w:t xml:space="preserve">89.	Enabel, Be-cause health. Rwanda NCD mass campaign: results and lessons [Internet]. Bruxelles: Be-cause health; 2019 [cité le 3 oct 2026]. Disponible sur: https://www.be-causehealth.be/wp-content/uploads/2019/11/20191016-Rwanda-NCD-Mass-Campaign-results-lessons.pdf</w:t>
+        <w:t xml:space="preserve">89.	Rwanda Biomedical Centre. Shisha Kibondo : farine enrichie pour les femmes enceintes et allaitantes des ménages vulnérables [Internet]. Kigali: RBC; [cité le 3 oct 2026]. Disponible sur: https://rbc.gov.rw/wp/?p=7362</w:t>
       </w:r>
     </w:p>
     <w:p>
@@ -2293,7 +2341,7 @@
           <w:sz w:val="20"/>
           <w:szCs w:val="20"/>
         </w:rPr>
-        <w:t xml:space="preserve">90.	Nsanzabera F, Irakoze E, Manishimwe A, Nsengiyumva JB, Mwiseneza A, Ntakirutimana E, et al. Improving early childhood nutrition practices through parents' evening forums in rural Rwanda. Public Health Nutr. 2025;28(1):e136. doi:10.1017/S1368980025100803</w:t>
+        <w:t xml:space="preserve">90.	Ngabo F, Nguimfack J, Nwaigwe F, Mugeni C, Muhoza D, Wilson DR, et al. Designing and implementing an innovative SMS-based alert system (RapidSMS-MCH) to monitor pregnancy and reduce maternal and child deaths in Rwanda. Pan Afr Med J. 2012;13:31.</w:t>
       </w:r>
     </w:p>
     <w:p>
@@ -2306,7 +2354,7 @@
           <w:sz w:val="20"/>
           <w:szCs w:val="20"/>
         </w:rPr>
-        <w:t xml:space="preserve">91.	McCambridge J, Witton J, Elbourne DR. Systematic review of the Hawthorne effect: new concepts are needed to study research participation effects. J Clin Epidemiol. 2014;67(3):267-77.</w:t>
+        <w:t xml:space="preserve">91.	Enabel, Be-cause health. Rwanda NCD mass campaign: results and lessons [Internet]. Bruxelles: Be-cause health; 2019 [cité le 3 oct 2026]. Disponible sur: https://www.be-causehealth.be/wp-content/uploads/2019/11/20191016-Rwanda-NCD-Mass-Campaign-results-lessons.pdf</w:t>
       </w:r>
     </w:p>
     <w:p>
@@ -2319,7 +2367,33 @@
           <w:sz w:val="20"/>
           <w:szCs w:val="20"/>
         </w:rPr>
-        <w:t xml:space="preserve">92.	Landis JR, Koch GG. The measurement of observer agreement for categorical data. Biometrics. 1977;33(1):159-74.</w:t>
+        <w:t xml:space="preserve">92.	Nsanzabera F, Irakoze E, Manishimwe A, Nsengiyumva JB, Mwiseneza A, Ntakirutimana E, et al. Improving early childhood nutrition practices through parents' evening forums in rural Rwanda. Public Health Nutr. 2025;28(1):e136. doi:10.1017/S1368980025100803</w:t>
+      </w:r>
+    </w:p>
+    <w:p>
+      <w:pPr>
+        <w:spacing w:after="80"/>
+        <w:ind w:left="567" w:hanging="567"/>
+      </w:pPr>
+      <w:r>
+        <w:rPr>
+          <w:sz w:val="20"/>
+          <w:szCs w:val="20"/>
+        </w:rPr>
+        <w:t xml:space="preserve">93.	McCambridge J, Witton J, Elbourne DR. Systematic review of the Hawthorne effect: new concepts are needed to study research participation effects. J Clin Epidemiol. 2014;67(3):267-77.</w:t>
+      </w:r>
+    </w:p>
+    <w:p>
+      <w:pPr>
+        <w:spacing w:after="80"/>
+        <w:ind w:left="567" w:hanging="567"/>
+      </w:pPr>
+      <w:r>
+        <w:rPr>
+          <w:sz w:val="20"/>
+          <w:szCs w:val="20"/>
+        </w:rPr>
+        <w:t xml:space="preserve">94.	Landis JR, Koch GG. The measurement of observer agreement for categorical data. Biometrics. 1977;33(1):159-74.</w:t>
       </w:r>
     </w:p>
     <w:sectPr>

--- a/memoire-ngoma/livrables/Chapitre_6_Discussion.docx
+++ b/memoire-ngoma/livrables/Chapitre_6_Discussion.docx
@@ -434,7 +434,7 @@
     </w:p>
     <w:p>
       <w:pPr>
-        <w:spacing w:after="140"/>
+        <w:spacing w:after="80"/>
         <w:jc w:val="both"/>
       </w:pPr>
       <w:r>
@@ -444,7 +444,7 @@
           <w:sz w:val="22"/>
           <w:szCs w:val="22"/>
         </w:rPr>
-        <w:t xml:space="preserve">La tension est mesurée à chaque visite et la glycémie est faite à toutes au premier contact ; mais ce test saute les jours de rupture de bandelettes, de panne ou d'absence d'un prestataire formé — le jour de l'observation, il n'était fait que dans 8 centres sur 15 —, la femme manquée n'est presque jamais rattrapée, et il n'est refait nulle part de façon systématique à 24-28 semaines. L'explication est modulée à l'inverse des besoins (17 participants) et, après le diagnostic, l’autosurveillance à domicile reste réservée aux ménages aisés (5 participants). Les limites relèvent surtout du système, mais une majorité de participants reconnaissent une part qui leur revient.</w:t>
+        <w:t xml:space="preserve">La tension est mesurée à chaque visite et la glycémie est demandée pour toutes au premier contact et faite au laboratoire ; mais ce test saute les jours de rupture de bandelettes, de panne ou d'absence du laborantin — le jour de l'observation, il n'était fait que dans 8 centres sur 15 —, la femme manquée n'est presque jamais rattrapée, et il n'est refait nulle part de façon systématique à 24-28 semaines. L'explication est modulée à l'inverse des besoins (17 participants) et, après le diagnostic, l’autosurveillance à domicile reste réservée aux ménages aisés (5 participants). Les limites relèvent surtout du système, mais une majorité de participants reconnaissent une part qui leur revient.</w:t>
       </w:r>
     </w:p>
     <w:p>
@@ -467,7 +467,7 @@
     </w:p>
     <w:p>
       <w:pPr>
-        <w:spacing w:after="140"/>
+        <w:spacing w:after="80"/>
         <w:jc w:val="both"/>
       </w:pPr>
       <w:r>
@@ -509,7 +509,7 @@
           <w:sz w:val="22"/>
           <w:szCs w:val="22"/>
         </w:rPr>
-        <w:t xml:space="preserve">. Dans les centres étudiés, la pratique va au-delà d'un dépistage ciblé : la glycémie capillaire est faite à toutes au premier contact, en salle de CPN. Ce qui la limite n'est donc ni la règle ni le lieu, mais la continuité des intrants, de la maintenance et de la formation. La décentralisation des soins chroniques, prolongée par le mentorat d'infirmiers de centres de santé</w:t>
+        <w:t xml:space="preserve">. Dans les centres étudiés, la pratique va au-delà d'un dépistage ciblé : la CPN demande la glycémie capillaire pour toutes au premier contact, et le laboratoire la réalise ; la CPN ne la fait elle-même qu'en urgence, quand elle dispose d'un glucomètre. Ce qui la limite n'est donc ni la règle ni la technique, mais la continuité des intrants, de la maintenance et de la présence du laborantin. La décentralisation des soins chroniques, prolongée par le mentorat d'infirmiers de centres de santé</w:t>
       </w:r>
       <w:r>
         <w:rPr>
@@ -642,7 +642,7 @@
     </w:p>
     <w:p>
       <w:pPr>
-        <w:spacing w:after="140"/>
+        <w:spacing w:after="80"/>
         <w:jc w:val="both"/>
       </w:pPr>
       <w:r>
@@ -684,7 +684,7 @@
           <w:sz w:val="22"/>
           <w:szCs w:val="22"/>
         </w:rPr>
-        <w:t xml:space="preserve">. Deux limites tiennent à l'organisation. La première est la continuité : une rupture de bandelettes, une panne ou l'absence du seul prestataire formé suffit à interrompre le test, et, faute de liste des femmes manquées, l'interruption devient une absence définitive pour celles qui se sont présentées ces jours-là ; la case du registre peut alors rester vide ou être remplie sans test (thème 6). La seconde tient au calendrier : un test unique, au premier trimestre, repère un diabète préexistant mais pas le diabète gestationnel, qui apparaît surtout entre 24 et 28 semaines, période pour laquelle le protocole national prévoit une épreuve de charge</w:t>
+        <w:t xml:space="preserve">. Deux limites tiennent à l'organisation. La première est la continuité : une rupture de bandelettes, une panne ou l'absence d'un laborantin souvent seul suffit à interrompre le test, sans relais en CPN là où elle n'a ni glucomètre ni personne formée, et, faute de liste des femmes manquées, l'interruption devient une absence définitive pour celles qui se sont présentées ces jours-là ; la case du registre peut alors rester vide ou être remplie sans test (thème 6). La seconde tient au calendrier : un test unique, au premier trimestre, repère un diabète préexistant mais pas le diabète gestationnel, qui apparaît surtout entre 24 et 28 semaines, période pour laquelle le protocole national prévoit une épreuve de charge</w:t>
       </w:r>
       <w:r>
         <w:rPr>
@@ -746,7 +746,7 @@
     </w:p>
     <w:p>
       <w:pPr>
-        <w:spacing w:after="140"/>
+        <w:spacing w:after="80"/>
         <w:jc w:val="both"/>
       </w:pPr>
       <w:r>
@@ -1058,7 +1058,7 @@
     </w:p>
     <w:p>
       <w:pPr>
-        <w:spacing w:after="140"/>
+        <w:spacing w:after="80"/>
         <w:jc w:val="both"/>
       </w:pPr>
       <w:r>
@@ -1116,7 +1116,7 @@
           <w:sz w:val="22"/>
           <w:szCs w:val="22"/>
         </w:rPr>
-        <w:t xml:space="preserve">. Le financement basé sur la performance donne à ce mécanisme sa forme rwandaise : il rémunère les centres pour des volumes de services, dont la première CPN précoce et les quatre visites</w:t>
+        <w:t xml:space="preserve">. Le financement basé sur la performance rémunère des volumes de services, dont la première CPN précoce et les quatre visites</w:t>
       </w:r>
       <w:r>
         <w:rPr>
@@ -1132,7 +1132,7 @@
           <w:sz w:val="22"/>
           <w:szCs w:val="22"/>
         </w:rPr>
-        <w:t xml:space="preserve">, et son évaluation a montré un effet plus net sur les services les mieux payés et les moins exigeants pour le prestataire</w:t>
+        <w:t xml:space="preserve">, avec un effet plus net sur les services les mieux payés et les moins exigeants</w:t>
       </w:r>
       <w:r>
         <w:rPr>
@@ -1148,7 +1148,7 @@
           <w:sz w:val="22"/>
           <w:szCs w:val="22"/>
         </w:rPr>
-        <w:t xml:space="preserve">. La détection, enfin, n'a de valeur que si la référence aboutit : les facteurs limitants inventoriés ailleurs</w:t>
+        <w:t xml:space="preserve">. La détection n'a de valeur que si la référence aboutit : les facteurs limitants inventoriés ailleurs</w:t>
       </w:r>
       <w:r>
         <w:rPr>
@@ -1164,7 +1164,7 @@
           <w:sz w:val="22"/>
           <w:szCs w:val="22"/>
         </w:rPr>
-        <w:t xml:space="preserve"> s'articulent ici en une chaîne — transport, décision du ménage, retour d'information —, dont les animatrices de santé maternelle, chargées dans chaque village de repérer les femmes enceintes et de les orienter vers la CPN</w:t>
+        <w:t xml:space="preserve"> forment ici une chaîne — transport, décision du ménage, retour d'information — dont les ASM, chargées de repérer les femmes enceintes et de les orienter</w:t>
       </w:r>
       <w:r>
         <w:rPr>
@@ -1180,7 +1180,7 @@
           <w:sz w:val="22"/>
           <w:szCs w:val="22"/>
         </w:rPr>
-        <w:t xml:space="preserve">, assurent parfois le dernier maillon (thème 7), en accord avec les pratiques de référence sous-optimales décrites au Rwanda, où moins de la moitié des prestataires citaient la prééclampsie parmi les motifs de référence urgente</w:t>
+        <w:t xml:space="preserve">, assurent parfois le dernier maillon ; au Rwanda, moins de la moitié des prestataires citaient la prééclampsie parmi les motifs de référence urgente</w:t>
       </w:r>
       <w:r>
         <w:rPr>
@@ -1196,7 +1196,7 @@
           <w:sz w:val="22"/>
           <w:szCs w:val="22"/>
         </w:rPr>
-        <w:t xml:space="preserve">, alors que 82 % des décès maternels d'un hôpital de référence concernaient des femmes référées, dont 15 % par troubles hypertensifs</w:t>
+        <w:t xml:space="preserve">, et 82 % des décès maternels d'un hôpital de référence concernaient des femmes référées</w:t>
       </w:r>
       <w:r>
         <w:rPr>
@@ -1212,7 +1212,7 @@
           <w:sz w:val="22"/>
           <w:szCs w:val="22"/>
         </w:rPr>
-        <w:t xml:space="preserve">, et le suivi s'interrompt à l'accouchement alors que la grossesse peut révéler ces affections</w:t>
+        <w:t xml:space="preserve">, alors que le suivi s'interrompt à l'accouchement</w:t>
       </w:r>
       <w:r>
         <w:rPr>
@@ -1228,7 +1228,7 @@
           <w:sz w:val="22"/>
           <w:szCs w:val="22"/>
         </w:rPr>
-        <w:t xml:space="preserve">. Les dispositifs nationaux jouent dans les deux sens : la venue du conjoint attendue à la première CPN retarde des femmes, comme l'avaient décrit Påfs et al.</w:t>
+        <w:t xml:space="preserve">. Les dispositifs nationaux jouent dans les deux sens : la venue attendue du conjoint retarde des femmes</w:t>
       </w:r>
       <w:r>
         <w:rPr>
@@ -1244,39 +1244,23 @@
           <w:sz w:val="22"/>
           <w:szCs w:val="22"/>
         </w:rPr>
-        <w:t xml:space="preserve"> ; les aides ciblées de l'ubudehe — mutuelle prise en charge</w:t>
-      </w:r>
-      <w:r>
-        <w:rPr>
-          <w:sz w:val="22"/>
-          <w:szCs w:val="22"/>
-        </w:rPr>
-        <w:t xml:space="preserve"> [61,62]</w:t>
-      </w:r>
-      <w:r>
-        <w:rPr>
-          <w:i w:val="false"/>
-          <w:iCs w:val="false"/>
-          <w:sz w:val="22"/>
-          <w:szCs w:val="22"/>
-        </w:rPr>
-        <w:t xml:space="preserve"> et farine Shisha Kibondo</w:t>
-      </w:r>
-      <w:r>
-        <w:rPr>
-          <w:sz w:val="22"/>
-          <w:szCs w:val="22"/>
-        </w:rPr>
-        <w:t xml:space="preserve"> [89]</w:t>
-      </w:r>
-      <w:r>
-        <w:rPr>
-          <w:i w:val="false"/>
-          <w:iCs w:val="false"/>
-          <w:sz w:val="22"/>
-          <w:szCs w:val="22"/>
-        </w:rPr>
-        <w:t xml:space="preserve"> — rapprochent les plus pauvres du service, au risque d'un effet de seuil ; l'alerte téléphonique des ASM a fait progresser les accouchements en établissement</w:t>
+        <w:t xml:space="preserve"> ; les aides de l'ubudehe</w:t>
+      </w:r>
+      <w:r>
+        <w:rPr>
+          <w:sz w:val="22"/>
+          <w:szCs w:val="22"/>
+        </w:rPr>
+        <w:t xml:space="preserve"> [61,62,89]</w:t>
+      </w:r>
+      <w:r>
+        <w:rPr>
+          <w:i w:val="false"/>
+          <w:iCs w:val="false"/>
+          <w:sz w:val="22"/>
+          <w:szCs w:val="22"/>
+        </w:rPr>
+        <w:t xml:space="preserve"> rapprochent les plus pauvres, au risque d'un effet de seuil ; l'alerte téléphonique des ASM a fait progresser les accouchements en établissement</w:t>
       </w:r>
       <w:r>
         <w:rPr>
@@ -1292,7 +1276,7 @@
           <w:sz w:val="22"/>
           <w:szCs w:val="22"/>
         </w:rPr>
-        <w:t xml:space="preserve"> mais reste un outil d'urgence ; et les campagnes de dépistage des maladies non transmissibles, qui révèlent beaucoup d'hypertensions ignorées</w:t>
+        <w:t xml:space="preserve"> mais reste un outil d'urgence ; les campagnes de dépistage des MNT</w:t>
       </w:r>
       <w:r>
         <w:rPr>
@@ -1308,7 +1292,7 @@
           <w:sz w:val="22"/>
           <w:szCs w:val="22"/>
         </w:rPr>
-        <w:t xml:space="preserve">, ne sont pas reliées à la CPN. À l'inverse, l'umugoroba w'ababyeyi, forum villageois des parents déjà mobilisé pour l'éducation nutritionnelle</w:t>
+        <w:t xml:space="preserve"> ne sont pas reliées à la CPN ; l'umugoroba w'ababyeyi</w:t>
       </w:r>
       <w:r>
         <w:rPr>
@@ -1324,7 +1308,7 @@
           <w:sz w:val="22"/>
           <w:szCs w:val="22"/>
         </w:rPr>
-        <w:t xml:space="preserve">, offrirait un relais vers les maris et les familles, que la séance du centre n'atteint pas. Ces résultats relèvent des milieux favorables et de la médiation</w:t>
+        <w:t xml:space="preserve"> offrirait un relais vers les maris et les familles. Ces résultats relèvent des milieux favorables et de la médiation</w:t>
       </w:r>
       <w:r>
         <w:rPr>
@@ -1354,7 +1338,7 @@
     </w:p>
     <w:p>
       <w:pPr>
-        <w:spacing w:after="140"/>
+        <w:spacing w:after="80"/>
         <w:jc w:val="both"/>
       </w:pPr>
       <w:r>
@@ -1394,7 +1378,7 @@
     </w:p>
     <w:p>
       <w:pPr>
-        <w:spacing w:after="140"/>
+        <w:spacing w:after="80"/>
         <w:jc w:val="both"/>
       </w:pPr>
       <w:r>
@@ -1404,7 +1388,7 @@
           <w:sz w:val="22"/>
           <w:szCs w:val="22"/>
         </w:rPr>
-        <w:t xml:space="preserve">Sur les 90 codes de l'arbre final, 43 sont nés du matériau. Ils ne remettent pas en cause les deux ensembles du cadre, mais appellent quatre révisions (tableau VIII), que la figure 3 intègre : une cascade d'accès à la glycémie au niveau organisationnel, que le modèle socio-écologique</w:t>
+        <w:t xml:space="preserve">Sur les 91 codes de l'arbre final, 44 sont nés du matériau. Ils ne remettent pas en cause les deux ensembles du cadre, mais appellent quatre révisions (tableau VII), que la figure 3 intègre : une cascade d'accès à la glycémie au niveau organisationnel, que le modèle socio-écologique</w:t>
       </w:r>
       <w:r>
         <w:rPr>
@@ -1498,7 +1482,7 @@
           <w:sz w:val="18"/>
           <w:szCs w:val="18"/>
         </w:rPr>
-        <w:t xml:space="preserve">Source : auteur, à partir de la figure 1, du tableau VIII et des observations.</w:t>
+        <w:t xml:space="preserve">Source : auteur, à partir de la figure 1, du tableau VII et des observations.</w:t>
       </w:r>
     </w:p>
     <w:p>
@@ -1513,7 +1497,7 @@
           <w:sz w:val="20"/>
           <w:szCs w:val="20"/>
         </w:rPr>
-        <w:t xml:space="preserve">Tableau VIII. Révisions du cadre conceptuel suggérées par les codes inductifs</w:t>
+        <w:t xml:space="preserve">Tableau VII. Révisions du cadre conceptuel suggérées par les codes inductifs</w:t>
       </w:r>
     </w:p>
     <w:tbl>
@@ -1661,7 +1645,7 @@
                 <w:sz w:val="19"/>
                 <w:szCs w:val="19"/>
               </w:rPr>
-              <w:t xml:space="preserve">Distinguer la règle (un test pour toutes), le test fait le jour même, le rattrapage du test manqué et le moment du test au cours de la grossesse</w:t>
+              <w:t xml:space="preserve">Distinguer la règle (un test pour toutes), le test fait le jour même au laboratoire, le relais en CPN, le rattrapage du test manqué et le moment du test au cours de la grossesse</w:t>
             </w:r>
           </w:p>
         </w:tc>
@@ -1685,7 +1669,7 @@
                 <w:sz w:val="19"/>
                 <w:szCs w:val="19"/>
               </w:rPr>
-              <w:t xml:space="preserve">Bandelettes en rupture ou périmées, glucomètre en panne, prestataire non formé ; femme manquée non rappelée ; glycémie unique à la première CPN, non refaite à 24-28 semaines (thèmes 1 et 5)</w:t>
+              <w:t xml:space="preserve">Bandelettes en rupture ou périmées, glucomètre en panne, laborantin absent, laboratoire fermé l'après-midi ; glucomètre d'urgence en CPN dans certains centres seulement ; femme manquée non rappelée ; glycémie non refaite à 24-28 semaines (thèmes 1 et 5)</w:t>
             </w:r>
           </w:p>
         </w:tc>
@@ -1948,7 +1932,7 @@
     </w:p>
     <w:p>
       <w:pPr>
-        <w:spacing w:after="140"/>
+        <w:spacing w:after="80"/>
         <w:jc w:val="both"/>
       </w:pPr>
       <w:r>
@@ -2027,7 +2011,7 @@
     </w:p>
     <w:p>
       <w:pPr>
-        <w:spacing w:after="140"/>
+        <w:spacing w:after="80"/>
         <w:jc w:val="both"/>
       </w:pPr>
       <w:r>

--- a/memoire-ngoma/livrables/Chapitre_6_Discussion.docx
+++ b/memoire-ngoma/livrables/Chapitre_6_Discussion.docx
@@ -1669,7 +1669,7 @@
                 <w:sz w:val="19"/>
                 <w:szCs w:val="19"/>
               </w:rPr>
-              <w:t xml:space="preserve">Bandelettes en rupture ou périmées, glucomètre en panne, laborantin absent, laboratoire fermé l'après-midi ; glucomètre d'urgence en CPN dans certains centres seulement ; femme manquée non rappelée ; glycémie non refaite à 24-28 semaines (thèmes 1 et 5)</w:t>
+              <w:t xml:space="preserve">Bandelettes en rupture ou périmées, glucomètre en panne, laborantin absent, aucun prélèvement après midi ; glucomètre d'urgence en CPN dans certains centres seulement ; femme manquée non rappelée ; glycémie non refaite à 24-28 semaines (thèmes 1 et 5)</w:t>
             </w:r>
           </w:p>
         </w:tc>

--- a/memoire-ngoma/livrables/Chapitre_6_Discussion.docx
+++ b/memoire-ngoma/livrables/Chapitre_6_Discussion.docx
@@ -1244,6 +1244,22 @@
           <w:sz w:val="22"/>
           <w:szCs w:val="22"/>
         </w:rPr>
+        <w:t xml:space="preserve">, alors qu'à l'échelle nationale 41 % commencent la CPN après le premier trimestre</w:t>
+      </w:r>
+      <w:r>
+        <w:rPr>
+          <w:sz w:val="22"/>
+          <w:szCs w:val="22"/>
+        </w:rPr>
+        <w:t xml:space="preserve"> [89]</w:t>
+      </w:r>
+      <w:r>
+        <w:rPr>
+          <w:i w:val="false"/>
+          <w:iCs w:val="false"/>
+          <w:sz w:val="22"/>
+          <w:szCs w:val="22"/>
+        </w:rPr>
         <w:t xml:space="preserve"> ; les aides de l'ubudehe</w:t>
       </w:r>
       <w:r>
@@ -1251,7 +1267,7 @@
           <w:sz w:val="22"/>
           <w:szCs w:val="22"/>
         </w:rPr>
-        <w:t xml:space="preserve"> [61,62,89]</w:t>
+        <w:t xml:space="preserve"> [61,62,90]</w:t>
       </w:r>
       <w:r>
         <w:rPr>
@@ -1267,7 +1283,7 @@
           <w:sz w:val="22"/>
           <w:szCs w:val="22"/>
         </w:rPr>
-        <w:t xml:space="preserve"> [90]</w:t>
+        <w:t xml:space="preserve"> [91]</w:t>
       </w:r>
       <w:r>
         <w:rPr>
@@ -1283,7 +1299,7 @@
           <w:sz w:val="22"/>
           <w:szCs w:val="22"/>
         </w:rPr>
-        <w:t xml:space="preserve"> [91]</w:t>
+        <w:t xml:space="preserve"> [92]</w:t>
       </w:r>
       <w:r>
         <w:rPr>
@@ -1299,7 +1315,7 @@
           <w:sz w:val="22"/>
           <w:szCs w:val="22"/>
         </w:rPr>
-        <w:t xml:space="preserve"> [92]</w:t>
+        <w:t xml:space="preserve"> [93]</w:t>
       </w:r>
       <w:r>
         <w:rPr>
@@ -2028,7 +2044,7 @@
           <w:sz w:val="22"/>
           <w:szCs w:val="22"/>
         </w:rPr>
-        <w:t xml:space="preserve"> [93]</w:t>
+        <w:t xml:space="preserve"> [94]</w:t>
       </w:r>
       <w:r>
         <w:rPr>
@@ -2060,7 +2076,7 @@
           <w:sz w:val="22"/>
           <w:szCs w:val="22"/>
         </w:rPr>
-        <w:t xml:space="preserve"> [94]</w:t>
+        <w:t xml:space="preserve"> [95]</w:t>
       </w:r>
       <w:r>
         <w:rPr>
@@ -2312,7 +2328,7 @@
           <w:sz w:val="20"/>
           <w:szCs w:val="20"/>
         </w:rPr>
-        <w:t xml:space="preserve">89.	Rwanda Biomedical Centre. Shisha Kibondo : farine enrichie pour les femmes enceintes et allaitantes des ménages vulnérables [Internet]. Kigali: RBC; [cité le 3 oct 2026]. Disponible sur: https://rbc.gov.rw/wp/?p=7362</w:t>
+        <w:t xml:space="preserve">89.	Mulungi A, Mukamurigo J, Rwunganira S, Njunwa K, Ntaganira J. Prevalence and risk factors for delayed antenatal care visits in Rwanda: an analysis of secondary data from Rwanda demographic health survey 2019-2020. Pan Afr Med J. 2023;44:74. doi:10.11604/pamj.2023.44.74.37570</w:t>
       </w:r>
     </w:p>
     <w:p>
@@ -2325,7 +2341,7 @@
           <w:sz w:val="20"/>
           <w:szCs w:val="20"/>
         </w:rPr>
-        <w:t xml:space="preserve">90.	Ngabo F, Nguimfack J, Nwaigwe F, Mugeni C, Muhoza D, Wilson DR, et al. Designing and implementing an innovative SMS-based alert system (RapidSMS-MCH) to monitor pregnancy and reduce maternal and child deaths in Rwanda. Pan Afr Med J. 2012;13:31.</w:t>
+        <w:t xml:space="preserve">90.	Rwanda Biomedical Centre. Shisha Kibondo : farine enrichie pour les femmes enceintes et allaitantes des ménages vulnérables [Internet]. Kigali: RBC; [cité le 3 oct 2026]. Disponible sur: https://rbc.gov.rw/wp/?p=7362</w:t>
       </w:r>
     </w:p>
     <w:p>
@@ -2338,7 +2354,7 @@
           <w:sz w:val="20"/>
           <w:szCs w:val="20"/>
         </w:rPr>
-        <w:t xml:space="preserve">91.	Enabel, Be-cause health. Rwanda NCD mass campaign: results and lessons [Internet]. Bruxelles: Be-cause health; 2019 [cité le 3 oct 2026]. Disponible sur: https://www.be-causehealth.be/wp-content/uploads/2019/11/20191016-Rwanda-NCD-Mass-Campaign-results-lessons.pdf</w:t>
+        <w:t xml:space="preserve">91.	Ngabo F, Nguimfack J, Nwaigwe F, Mugeni C, Muhoza D, Wilson DR, et al. Designing and implementing an innovative SMS-based alert system (RapidSMS-MCH) to monitor pregnancy and reduce maternal and child deaths in Rwanda. Pan Afr Med J. 2012;13:31.</w:t>
       </w:r>
     </w:p>
     <w:p>
@@ -2351,7 +2367,7 @@
           <w:sz w:val="20"/>
           <w:szCs w:val="20"/>
         </w:rPr>
-        <w:t xml:space="preserve">92.	Nsanzabera F, Irakoze E, Manishimwe A, Nsengiyumva JB, Mwiseneza A, Ntakirutimana E, et al. Improving early childhood nutrition practices through parents' evening forums in rural Rwanda. Public Health Nutr. 2025;28(1):e136. doi:10.1017/S1368980025100803</w:t>
+        <w:t xml:space="preserve">92.	Enabel, Be-cause health. Rwanda NCD mass campaign: results and lessons [Internet]. Bruxelles: Be-cause health; 2019 [cité le 3 oct 2026]. Disponible sur: https://www.be-causehealth.be/wp-content/uploads/2019/11/20191016-Rwanda-NCD-Mass-Campaign-results-lessons.pdf</w:t>
       </w:r>
     </w:p>
     <w:p>
@@ -2364,7 +2380,7 @@
           <w:sz w:val="20"/>
           <w:szCs w:val="20"/>
         </w:rPr>
-        <w:t xml:space="preserve">93.	McCambridge J, Witton J, Elbourne DR. Systematic review of the Hawthorne effect: new concepts are needed to study research participation effects. J Clin Epidemiol. 2014;67(3):267-77.</w:t>
+        <w:t xml:space="preserve">93.	Nsanzabera F, Irakoze E, Manishimwe A, Nsengiyumva JB, Mwiseneza A, Ntakirutimana E, et al. Improving early childhood nutrition practices through parents' evening forums in rural Rwanda. Public Health Nutr. 2025;28(1):e136. doi:10.1017/S1368980025100803</w:t>
       </w:r>
     </w:p>
     <w:p>
@@ -2377,7 +2393,20 @@
           <w:sz w:val="20"/>
           <w:szCs w:val="20"/>
         </w:rPr>
-        <w:t xml:space="preserve">94.	Landis JR, Koch GG. The measurement of observer agreement for categorical data. Biometrics. 1977;33(1):159-74.</w:t>
+        <w:t xml:space="preserve">94.	McCambridge J, Witton J, Elbourne DR. Systematic review of the Hawthorne effect: new concepts are needed to study research participation effects. J Clin Epidemiol. 2014;67(3):267-77.</w:t>
+      </w:r>
+    </w:p>
+    <w:p>
+      <w:pPr>
+        <w:spacing w:after="80"/>
+        <w:ind w:left="567" w:hanging="567"/>
+      </w:pPr>
+      <w:r>
+        <w:rPr>
+          <w:sz w:val="20"/>
+          <w:szCs w:val="20"/>
+        </w:rPr>
+        <w:t xml:space="preserve">95.	Landis JR, Koch GG. The measurement of observer agreement for categorical data. Biometrics. 1977;33(1):159-74.</w:t>
       </w:r>
     </w:p>
     <w:sectPr>

--- a/memoire-ngoma/livrables/Chapitre_6_Discussion.docx
+++ b/memoire-ngoma/livrables/Chapitre_6_Discussion.docx
@@ -516,7 +516,7 @@
           <w:sz w:val="22"/>
           <w:szCs w:val="22"/>
         </w:rPr>
-        <w:t xml:space="preserve"> [72]</w:t>
+        <w:t xml:space="preserve"> [73]</w:t>
       </w:r>
       <w:r>
         <w:rPr>
@@ -564,7 +564,7 @@
           <w:sz w:val="22"/>
           <w:szCs w:val="22"/>
         </w:rPr>
-        <w:t xml:space="preserve"> [73]</w:t>
+        <w:t xml:space="preserve"> [74]</w:t>
       </w:r>
       <w:r>
         <w:rPr>
@@ -628,7 +628,7 @@
           <w:sz w:val="22"/>
           <w:szCs w:val="22"/>
         </w:rPr>
-        <w:t xml:space="preserve"> [74]</w:t>
+        <w:t xml:space="preserve"> [75]</w:t>
       </w:r>
       <w:r>
         <w:rPr>
@@ -659,7 +659,7 @@
           <w:sz w:val="22"/>
           <w:szCs w:val="22"/>
         </w:rPr>
-        <w:t xml:space="preserve"> [75]</w:t>
+        <w:t xml:space="preserve"> [76]</w:t>
       </w:r>
       <w:r>
         <w:rPr>
@@ -675,7 +675,7 @@
           <w:sz w:val="22"/>
           <w:szCs w:val="22"/>
         </w:rPr>
-        <w:t xml:space="preserve"> [76]</w:t>
+        <w:t xml:space="preserve"> [77]</w:t>
       </w:r>
       <w:r>
         <w:rPr>
@@ -723,7 +723,7 @@
           <w:sz w:val="22"/>
           <w:szCs w:val="22"/>
         </w:rPr>
-        <w:t xml:space="preserve"> [77]</w:t>
+        <w:t xml:space="preserve"> [78]</w:t>
       </w:r>
       <w:r>
         <w:rPr>
@@ -811,7 +811,7 @@
           <w:sz w:val="22"/>
           <w:szCs w:val="22"/>
         </w:rPr>
-        <w:t xml:space="preserve"> [10,74]</w:t>
+        <w:t xml:space="preserve"> [10,75]</w:t>
       </w:r>
       <w:r>
         <w:rPr>
@@ -827,7 +827,7 @@
           <w:sz w:val="22"/>
           <w:szCs w:val="22"/>
         </w:rPr>
-        <w:t xml:space="preserve"> [78]</w:t>
+        <w:t xml:space="preserve"> [79]</w:t>
       </w:r>
       <w:r>
         <w:rPr>
@@ -859,7 +859,7 @@
           <w:sz w:val="22"/>
           <w:szCs w:val="22"/>
         </w:rPr>
-        <w:t xml:space="preserve"> [79]</w:t>
+        <w:t xml:space="preserve"> [80]</w:t>
       </w:r>
       <w:r>
         <w:rPr>
@@ -907,7 +907,7 @@
           <w:sz w:val="22"/>
           <w:szCs w:val="22"/>
         </w:rPr>
-        <w:t xml:space="preserve"> [80]</w:t>
+        <w:t xml:space="preserve"> [81]</w:t>
       </w:r>
       <w:r>
         <w:rPr>
@@ -939,7 +939,7 @@
           <w:sz w:val="22"/>
           <w:szCs w:val="22"/>
         </w:rPr>
-        <w:t xml:space="preserve"> [81]</w:t>
+        <w:t xml:space="preserve"> [82]</w:t>
       </w:r>
       <w:r>
         <w:rPr>
@@ -955,7 +955,7 @@
           <w:sz w:val="22"/>
           <w:szCs w:val="22"/>
         </w:rPr>
-        <w:t xml:space="preserve"> [82]</w:t>
+        <w:t xml:space="preserve"> [83]</w:t>
       </w:r>
       <w:r>
         <w:rPr>
@@ -971,7 +971,7 @@
           <w:sz w:val="22"/>
           <w:szCs w:val="22"/>
         </w:rPr>
-        <w:t xml:space="preserve"> [83]</w:t>
+        <w:t xml:space="preserve"> [84]</w:t>
       </w:r>
       <w:r>
         <w:rPr>
@@ -987,7 +987,7 @@
           <w:sz w:val="22"/>
           <w:szCs w:val="22"/>
         </w:rPr>
-        <w:t xml:space="preserve"> [73]</w:t>
+        <w:t xml:space="preserve"> [74]</w:t>
       </w:r>
       <w:r>
         <w:rPr>
@@ -1019,7 +1019,7 @@
           <w:sz w:val="22"/>
           <w:szCs w:val="22"/>
         </w:rPr>
-        <w:t xml:space="preserve"> [84]</w:t>
+        <w:t xml:space="preserve"> [85]</w:t>
       </w:r>
       <w:r>
         <w:rPr>
@@ -1091,7 +1091,7 @@
           <w:sz w:val="22"/>
           <w:szCs w:val="22"/>
         </w:rPr>
-        <w:t xml:space="preserve"> [85]</w:t>
+        <w:t xml:space="preserve"> [86]</w:t>
       </w:r>
       <w:r>
         <w:rPr>
@@ -1123,7 +1123,7 @@
           <w:sz w:val="22"/>
           <w:szCs w:val="22"/>
         </w:rPr>
-        <w:t xml:space="preserve"> [75]</w:t>
+        <w:t xml:space="preserve"> [76]</w:t>
       </w:r>
       <w:r>
         <w:rPr>
@@ -1139,7 +1139,7 @@
           <w:sz w:val="22"/>
           <w:szCs w:val="22"/>
         </w:rPr>
-        <w:t xml:space="preserve"> [86]</w:t>
+        <w:t xml:space="preserve"> [87]</w:t>
       </w:r>
       <w:r>
         <w:rPr>
@@ -1171,7 +1171,7 @@
           <w:sz w:val="22"/>
           <w:szCs w:val="22"/>
         </w:rPr>
-        <w:t xml:space="preserve"> [87]</w:t>
+        <w:t xml:space="preserve"> [88]</w:t>
       </w:r>
       <w:r>
         <w:rPr>
@@ -1187,7 +1187,7 @@
           <w:sz w:val="22"/>
           <w:szCs w:val="22"/>
         </w:rPr>
-        <w:t xml:space="preserve"> [81]</w:t>
+        <w:t xml:space="preserve"> [82]</w:t>
       </w:r>
       <w:r>
         <w:rPr>
@@ -1203,7 +1203,7 @@
           <w:sz w:val="22"/>
           <w:szCs w:val="22"/>
         </w:rPr>
-        <w:t xml:space="preserve"> [88]</w:t>
+        <w:t xml:space="preserve"> [89]</w:t>
       </w:r>
       <w:r>
         <w:rPr>
@@ -1251,7 +1251,7 @@
           <w:sz w:val="22"/>
           <w:szCs w:val="22"/>
         </w:rPr>
-        <w:t xml:space="preserve"> [89]</w:t>
+        <w:t xml:space="preserve"> [72]</w:t>
       </w:r>
       <w:r>
         <w:rPr>
@@ -2107,7 +2107,7 @@
           <w:sz w:val="20"/>
           <w:szCs w:val="20"/>
         </w:rPr>
-        <w:t xml:space="preserve">72.	Niyonsenga SP, Park PH, Ngoga G, et al. Implementation outcomes of national decentralization of integrated outpatient services for severe non-communicable diseases to district hospitals in Rwanda. Trop Med Int Health. 2021;26(8):953-61.</w:t>
+        <w:t xml:space="preserve">73.	Niyonsenga SP, Park PH, Ngoga G, et al. Implementation outcomes of national decentralization of integrated outpatient services for severe non-communicable diseases to district hospitals in Rwanda. Trop Med Int Health. 2021;26(8):953-61.</w:t>
       </w:r>
     </w:p>
     <w:p>
@@ -2120,7 +2120,7 @@
           <w:sz w:val="20"/>
           <w:szCs w:val="20"/>
         </w:rPr>
-        <w:t xml:space="preserve">73.	Klatman EL, Jenkins AJ, Ahmedani MY, Ogle GD. Blood glucose meters and test strips: global market and challenges to access in low-resource settings. Lancet Diabetes Endocrinol. 2019;7(2):150-60. doi:10.1016/S2213-8587(18)30074-3</w:t>
+        <w:t xml:space="preserve">74.	Klatman EL, Jenkins AJ, Ahmedani MY, Ogle GD. Blood glucose meters and test strips: global market and challenges to access in low-resource settings. Lancet Diabetes Endocrinol. 2019;7(2):150-60. doi:10.1016/S2213-8587(18)30074-3</w:t>
       </w:r>
     </w:p>
     <w:p>
@@ -2133,7 +2133,7 @@
           <w:sz w:val="20"/>
           <w:szCs w:val="20"/>
         </w:rPr>
-        <w:t xml:space="preserve">74.	National Institute of Statistics of Rwanda, Ministry of Health, ICF. Rwanda Demographic and Health Survey 2025: indicateurs de soins prénatals [Internet]. Rockville (MD): The DHS Program, ICF; 2026 [cité le 2 oct 2026]. Disponible sur: https://api.dhsprogram.com</w:t>
+        <w:t xml:space="preserve">75.	National Institute of Statistics of Rwanda, Ministry of Health, ICF. Rwanda Demographic and Health Survey 2025: indicateurs de soins prénatals [Internet]. Rockville (MD): The DHS Program, ICF; 2026 [cité le 2 oct 2026]. Disponible sur: https://api.dhsprogram.com</w:t>
       </w:r>
     </w:p>
     <w:p>
@@ -2146,7 +2146,7 @@
           <w:sz w:val="20"/>
           <w:szCs w:val="20"/>
         </w:rPr>
-        <w:t xml:space="preserve">75.	Schmidt CN, Butrick E, Musange S, Mulindahabi N, Walker D. Towards stronger antenatal care: understanding predictors of late presentation to antenatal services and implications for obstetric risk management in Rwanda. PLoS One. 2021;16(8):e0256415. doi:10.1371/journal.pone.0256415</w:t>
+        <w:t xml:space="preserve">76.	Schmidt CN, Butrick E, Musange S, Mulindahabi N, Walker D. Towards stronger antenatal care: understanding predictors of late presentation to antenatal services and implications for obstetric risk management in Rwanda. PLoS One. 2021;16(8):e0256415. doi:10.1371/journal.pone.0256415</w:t>
       </w:r>
     </w:p>
     <w:p>
@@ -2159,7 +2159,7 @@
           <w:sz w:val="20"/>
           <w:szCs w:val="20"/>
         </w:rPr>
-        <w:t xml:space="preserve">76.	Rwanda Biomedical Centre, Ministry of Health. National antenatal care guidelines. Kigali: RBC; 2021. Disponible sur: https://rbc.gov.rw/MCCH/wp-content/uploads/2025/02/ANC-guideline_-final-Edited-4-February-2021-1-1.pdf</w:t>
+        <w:t xml:space="preserve">77.	Rwanda Biomedical Centre, Ministry of Health. National antenatal care guidelines. Kigali: RBC; 2021. Disponible sur: https://rbc.gov.rw/MCCH/wp-content/uploads/2025/02/ANC-guideline_-final-Edited-4-February-2021-1-1.pdf</w:t>
       </w:r>
     </w:p>
     <w:p>
@@ -2172,7 +2172,7 @@
           <w:sz w:val="20"/>
           <w:szCs w:val="20"/>
         </w:rPr>
-        <w:t xml:space="preserve">77.	Nshimiyumuremyi E, Nigatu BK, Amberbir A, Gilson GJ, Manzi S, Nkubito V, et al. Maternal, fetal and neonatal adverse outcomes associated with gestational diabetes: a prospective cohort study at King Faisal Hospital, Kigali. BMJ Open. 2025;15(8):e098248. doi:10.1136/bmjopen-2024-098248</w:t>
+        <w:t xml:space="preserve">78.	Nshimiyumuremyi E, Nigatu BK, Amberbir A, Gilson GJ, Manzi S, Nkubito V, et al. Maternal, fetal and neonatal adverse outcomes associated with gestational diabetes: a prospective cohort study at King Faisal Hospital, Kigali. BMJ Open. 2025;15(8):e098248. doi:10.1136/bmjopen-2024-098248</w:t>
       </w:r>
     </w:p>
     <w:p>
@@ -2185,7 +2185,7 @@
           <w:sz w:val="20"/>
           <w:szCs w:val="20"/>
         </w:rPr>
-        <w:t xml:space="preserve">78.	Tudor Hart J. The inverse care law. Lancet. 1971;1(7696):405-12.</w:t>
+        <w:t xml:space="preserve">79.	Tudor Hart J. The inverse care law. Lancet. 1971;1(7696):405-12.</w:t>
       </w:r>
     </w:p>
     <w:p>
@@ -2198,7 +2198,7 @@
           <w:sz w:val="20"/>
           <w:szCs w:val="20"/>
         </w:rPr>
-        <w:t xml:space="preserve">79.	Nutbeam D. Health literacy as a public health goal: a challenge for contemporary health education and communication strategies into the 21st century. Health Promot Int. 2000;15(3):259-67.</w:t>
+        <w:t xml:space="preserve">80.	Nutbeam D. Health literacy as a public health goal: a challenge for contemporary health education and communication strategies into the 21st century. Health Promot Int. 2000;15(3):259-67.</w:t>
       </w:r>
     </w:p>
     <w:p>
@@ -2211,7 +2211,7 @@
           <w:sz w:val="20"/>
           <w:szCs w:val="20"/>
         </w:rPr>
-        <w:t xml:space="preserve">80.	Lipsky M. Street-level bureaucracy: dilemmas of the individual in public services. New York: Russell Sage Foundation; 1980.</w:t>
+        <w:t xml:space="preserve">81.	Lipsky M. Street-level bureaucracy: dilemmas of the individual in public services. New York: Russell Sage Foundation; 1980.</w:t>
       </w:r>
     </w:p>
     <w:p>
@@ -2224,7 +2224,7 @@
           <w:sz w:val="20"/>
           <w:szCs w:val="20"/>
         </w:rPr>
-        <w:t xml:space="preserve">81.	Rurangirwa AA, Mogren I, Ntaganira J, Govender K, Krantz G. Quality of antenatal care services in Rwanda: assessing practices of health care providers. BMC Health Serv Res. 2018;18(1):865.</w:t>
+        <w:t xml:space="preserve">82.	Rurangirwa AA, Mogren I, Ntaganira J, Govender K, Krantz G. Quality of antenatal care services in Rwanda: assessing practices of health care providers. BMC Health Serv Res. 2018;18(1):865.</w:t>
       </w:r>
     </w:p>
     <w:p>
@@ -2237,7 +2237,7 @@
           <w:sz w:val="20"/>
           <w:szCs w:val="20"/>
         </w:rPr>
-        <w:t xml:space="preserve">82.	Marmot M, Allen J, Goldblatt P, Boyce T, McNeish D, Grady M, et al. Fair society, healthy lives: the Marmot Review. London: The Marmot Review; 2010.</w:t>
+        <w:t xml:space="preserve">83.	Marmot M, Allen J, Goldblatt P, Boyce T, McNeish D, Grady M, et al. Fair society, healthy lives: the Marmot Review. London: The Marmot Review; 2010.</w:t>
       </w:r>
     </w:p>
     <w:p>
@@ -2250,7 +2250,7 @@
           <w:sz w:val="20"/>
           <w:szCs w:val="20"/>
         </w:rPr>
-        <w:t xml:space="preserve">83.	Munyungula J, Shakwane S. Self-monitoring of blood pressure for preeclampsia patients: knowledge and attitudes. Curationis. 2021;44(1):e1-e8. doi:10.4102/curationis.v44i1.2195</w:t>
+        <w:t xml:space="preserve">84.	Munyungula J, Shakwane S. Self-monitoring of blood pressure for preeclampsia patients: knowledge and attitudes. Curationis. 2021;44(1):e1-e8. doi:10.4102/curationis.v44i1.2195</w:t>
       </w:r>
     </w:p>
     <w:p>
@@ -2263,7 +2263,7 @@
           <w:sz w:val="20"/>
           <w:szCs w:val="20"/>
         </w:rPr>
-        <w:t xml:space="preserve">84.	Uwiringiyimana E, Manirambona E, Byiringiro S, Nsanzimana A, Uhawenayo N, Ufitinema P, et al. Pregnant women's knowledge of obstetrical danger signs: a cross-sectional survey in Kigali, Rwanda. PLOS Glob Public Health. 2022;2(11):e0001084. doi:10.1371/journal.pgph.0001084</w:t>
+        <w:t xml:space="preserve">85.	Uwiringiyimana E, Manirambona E, Byiringiro S, Nsanzimana A, Uhawenayo N, Ufitinema P, et al. Pregnant women's knowledge of obstetrical danger signs: a cross-sectional survey in Kigali, Rwanda. PLOS Glob Public Health. 2022;2(11):e0001084. doi:10.1371/journal.pgph.0001084</w:t>
       </w:r>
     </w:p>
     <w:p>
@@ -2276,7 +2276,7 @@
           <w:sz w:val="20"/>
           <w:szCs w:val="20"/>
         </w:rPr>
-        <w:t xml:space="preserve">85.	Campbell DT. Assessing the impact of planned social change. Eval Program Plann. 1979;2(1):67-90.</w:t>
+        <w:t xml:space="preserve">86.	Campbell DT. Assessing the impact of planned social change. Eval Program Plann. 1979;2(1):67-90.</w:t>
       </w:r>
     </w:p>
     <w:p>
@@ -2289,7 +2289,7 @@
           <w:sz w:val="20"/>
           <w:szCs w:val="20"/>
         </w:rPr>
-        <w:t xml:space="preserve">86.	Basinga P, Gertler PJ, Binagwaho A, Soucat AL, Sturdy J, Vermeersch CM. Effect on maternal and child health services in Rwanda of payment to primary health-care providers for performance: an impact evaluation. Lancet. 2011;377(9775):1421-8. doi:10.1016/S0140-6736(11)60177-3</w:t>
+        <w:t xml:space="preserve">87.	Basinga P, Gertler PJ, Binagwaho A, Soucat AL, Sturdy J, Vermeersch CM. Effect on maternal and child health services in Rwanda of payment to primary health-care providers for performance: an impact evaluation. Lancet. 2011;377(9775):1421-8. doi:10.1016/S0140-6736(11)60177-3</w:t>
       </w:r>
     </w:p>
     <w:p>
@@ -2302,7 +2302,7 @@
           <w:sz w:val="20"/>
           <w:szCs w:val="20"/>
         </w:rPr>
-        <w:t xml:space="preserve">87.	Condo J, Mugeni C, Naughton B, Hall K, Tuazon MA, Omwega A, et al. Rwanda's evolving community health worker system: a qualitative assessment of client and provider perspectives. Hum Resour Health. 2014;12:71. doi:10.1186/1478-4491-12-71</w:t>
+        <w:t xml:space="preserve">88.	Condo J, Mugeni C, Naughton B, Hall K, Tuazon MA, Omwega A, et al. Rwanda's evolving community health worker system: a qualitative assessment of client and provider perspectives. Hum Resour Health. 2014;12:71. doi:10.1186/1478-4491-12-71</w:t>
       </w:r>
     </w:p>
     <w:p>
@@ -2315,20 +2315,7 @@
           <w:sz w:val="20"/>
           <w:szCs w:val="20"/>
         </w:rPr>
-        <w:t xml:space="preserve">88.	Rulisa S, Ntihinyurwa P, Ntirushwa D, Wong A, Olufolabi A. Causes of maternal mortality in Rwanda, 2017-2019. Obstet Gynecol. 2021;138(4):552-6. doi:10.1097/AOG.0000000000004534</w:t>
-      </w:r>
-    </w:p>
-    <w:p>
-      <w:pPr>
-        <w:spacing w:after="80"/>
-        <w:ind w:left="567" w:hanging="567"/>
-      </w:pPr>
-      <w:r>
-        <w:rPr>
-          <w:sz w:val="20"/>
-          <w:szCs w:val="20"/>
-        </w:rPr>
-        <w:t xml:space="preserve">89.	Mulungi A, Mukamurigo J, Rwunganira S, Njunwa K, Ntaganira J. Prevalence and risk factors for delayed antenatal care visits in Rwanda: an analysis of secondary data from Rwanda demographic health survey 2019-2020. Pan Afr Med J. 2023;44:74. doi:10.11604/pamj.2023.44.74.37570</w:t>
+        <w:t xml:space="preserve">89.	Rulisa S, Ntihinyurwa P, Ntirushwa D, Wong A, Olufolabi A. Causes of maternal mortality in Rwanda, 2017-2019. Obstet Gynecol. 2021;138(4):552-6. doi:10.1097/AOG.0000000000004534</w:t>
       </w:r>
     </w:p>
     <w:p>

--- a/memoire-ngoma/livrables/Chapitre_6_Discussion.docx
+++ b/memoire-ngoma/livrables/Chapitre_6_Discussion.docx
@@ -1934,7 +1934,7 @@
           <w:sz w:val="18"/>
           <w:szCs w:val="18"/>
         </w:rPr>
-        <w:t xml:space="preserve">Source : mémo « Piste d'audit 3 — révision du cadre conceptuel » du projet QualiCode.</w:t>
+        <w:t xml:space="preserve">Source : mémo « Piste d'audit 3 — révision du cadre conceptuel » du projet NVivo.</w:t>
       </w:r>
     </w:p>
     <w:p>
